--- a/docs/ESSRE2026_UR_Industry_Cases_tiers.docx
+++ b/docs/ESSRE2026_UR_Industry_Cases_tiers.docx
@@ -305,7 +305,7 @@
             </w:r>
             <w:r>
               <w:br/>
-              <w:t>In the repository ([GitHub repo link — to be added]): the case 1/ folder holds server.py (MCP server: one worked tool move_robot_to_position plus an example template to copy), ur_client.py (pure-Python RTDE + URScript client, no C++), test_server.py (in-process smoke test), requirements.txt, and a README.md. URSim lives in simulation environment/ (docker-compose); free LLM-client setup is in llm-client/.</w:t>
+              <w:t>In the repository (https://github.com/ureskr/international-summer-school-robotics-TER-UR): the case 1/ folder holds server.py (MCP server: one worked tool move_robot_to_position plus an example template to copy), ur_client.py (pure-Python RTDE + URScript client, no C++), test_server.py (in-process smoke test), requirements.txt, and a README.md. URSim lives in simulation environment/ (docker-compose); free LLM-client setup is in llm-client/.</w:t>
             </w:r>
           </w:p>
         </w:tc>
@@ -658,7 +658,7 @@
           <w:p/>
           <w:p>
             <w:r>
-              <w:t>In the repository ([GitHub repo link — to be added]): the case 2/ folder holds metrics.py (peak overshoot, RMS, optional jerk), dataset.py (CSV schema + loader), gap_model.py (linear-regression baseline), gap_env.py (Gymnasium env; _reward is the stub you implement), record.py (RTDE recorder), requirements.txt, and a README.md. The RTDE dataset is not committed: drop the run CSVs into case 2/data/, or record your own with record.py (see the README). URSim is in simulation environment/.</w:t>
+              <w:t>In the repository (https://github.com/ureskr/international-summer-school-robotics-TER-UR): the case 2/ folder holds metrics.py (peak overshoot, RMS, optional jerk), dataset.py (CSV schema + loader), gap_model.py (linear-regression baseline), gap_env.py (Gymnasium env; _reward is the stub you implement), record.py (RTDE recorder), requirements.txt, and a README.md. The RTDE dataset is not committed: drop the run CSVs into case 2/data/, or record your own with record.py (see the README). URSim is in simulation environment/.</w:t>
             </w:r>
           </w:p>
         </w:tc>
@@ -979,7 +979,7 @@
           <w:p/>
           <w:p>
             <w:r>
-              <w:t>In the repository ([GitHub repo link — to be added]): the case 3/ folder holds agent.py (orchestrator loop), prompts.py (system prompt), serializer.py (state-to-words baseline), evaluator.py (worked ReachedPose + a PathTraced stub), llm.py (OpenAI-compatible client), mcp_client.py (launches the MCP server over stdio), run.py (entry point), requirements.txt, and a README.md. It consumes a Case 1-style MCP server as a black box; free LLM-client setup is in llm-client/.</w:t>
+              <w:t>In the repository (https://github.com/ureskr/international-summer-school-robotics-TER-UR): the case 3/ folder holds agent.py (orchestrator loop), prompts.py (system prompt), serializer.py (state-to-words baseline), evaluator.py (worked ReachedPose + a PathTraced stub), llm.py (OpenAI-compatible client), mcp_client.py (launches the MCP server over stdio), run.py (entry point), requirements.txt, and a README.md. It consumes a Case 1-style MCP server as a black box; free LLM-client setup is in llm-client/.</w:t>
             </w:r>
           </w:p>
         </w:tc>
